--- a/Documents/Proedu1 Concept Proposal.docx
+++ b/Documents/Proedu1 Concept Proposal.docx
@@ -295,9 +295,6 @@
     <w:p>
       <w:pPr>
         <w:pStyle w:val="paragraph"/>
-        <w:rPr>
-          <w:rFonts w:hint="cs"/>
-        </w:rPr>
       </w:pPr>
       <w:r>
         <w:rPr>
@@ -397,7 +394,6 @@
       <w:pPr>
         <w:pStyle w:val="paragraph"/>
         <w:rPr>
-          <w:rFonts w:hint="cs"/>
           <w:cs/>
         </w:rPr>
       </w:pPr>
@@ -575,7 +571,7 @@
     <w:p>
       <w:r>
         <w:pict w14:anchorId="24A268A4">
-          <v:rect id="_x0000_i1027" style="width:0;height:1.5pt" o:hralign="center" o:hrstd="t" o:hr="t" fillcolor="#a0a0a0" stroked="f"/>
+          <v:rect id="_x0000_i1025" style="width:0;height:1.5pt" o:hralign="center" o:hrstd="t" o:hr="t" fillcolor="#a0a0a0" stroked="f"/>
         </w:pict>
       </w:r>
     </w:p>
@@ -613,9 +609,6 @@
     <w:p>
       <w:pPr>
         <w:pStyle w:val="paragraph"/>
-        <w:rPr>
-          <w:rFonts w:hint="cs"/>
-        </w:rPr>
       </w:pPr>
       <w:r>
         <w:rPr>
@@ -1170,10 +1163,7 @@
         <w:t xml:space="preserve">เซ็ตกระดานเป็น </w:t>
       </w:r>
       <w:r>
-        <w:t>page</w:t>
-      </w:r>
-      <w:r>
-        <w:t>/panel</w:t>
+        <w:t>page/panel</w:t>
       </w:r>
     </w:p>
     <w:p>
@@ -1208,9 +1198,6 @@
     <w:p>
       <w:pPr>
         <w:ind w:left="720"/>
-        <w:rPr>
-          <w:rFonts w:hint="cs"/>
-        </w:rPr>
       </w:pPr>
     </w:p>
     <w:p>
@@ -1293,10 +1280,51 @@
     <w:p>
       <w:pPr>
         <w:pStyle w:val="paragrapht3"/>
+        <w:numPr>
+          <w:ilvl w:val="0"/>
+          <w:numId w:val="14"/>
+        </w:numPr>
+      </w:pPr>
+      <w:r>
+        <w:rPr>
+          <w:rFonts w:hint="cs"/>
+          <w:cs/>
+        </w:rPr>
+        <w:t>รูปเลขาคณิต</w:t>
+      </w:r>
+    </w:p>
+    <w:p>
+      <w:pPr>
+        <w:pStyle w:val="paragrapht3"/>
+        <w:numPr>
+          <w:ilvl w:val="0"/>
+          <w:numId w:val="14"/>
+        </w:numPr>
+      </w:pPr>
+      <w:r>
+        <w:t xml:space="preserve">Fill color </w:t>
+      </w:r>
+      <w:r>
+        <w:rPr>
+          <w:rFonts w:hint="cs"/>
+          <w:cs/>
+        </w:rPr>
+        <w:t>เติมสี</w:t>
+      </w:r>
+    </w:p>
+    <w:p>
+      <w:pPr>
+        <w:pStyle w:val="paragrapht3"/>
+        <w:numPr>
+          <w:ilvl w:val="0"/>
+          <w:numId w:val="14"/>
+        </w:numPr>
+      </w:pPr>
+    </w:p>
+    <w:p>
+      <w:pPr>
+        <w:pStyle w:val="paragrapht3"/>
         <w:ind w:left="720" w:firstLine="0"/>
-        <w:rPr>
-          <w:rFonts w:hint="cs"/>
-        </w:rPr>
       </w:pPr>
     </w:p>
     <w:p>
@@ -1371,10 +1399,6 @@
     <w:p>
       <w:pPr>
         <w:pStyle w:val="paragrapht3"/>
-        <w:rPr>
-          <w:rFonts w:hint="cs"/>
-          <w:cs/>
-        </w:rPr>
       </w:pPr>
       <w:r>
         <w:rPr>
@@ -1393,6 +1417,35 @@
     </w:p>
     <w:p>
       <w:pPr>
+        <w:pStyle w:val="Heading3"/>
+      </w:pPr>
+      <w:r>
+        <w:rPr>
+          <w:rFonts w:hint="cs"/>
+          <w:cs/>
+        </w:rPr>
+        <w:t>แพน ซูม</w:t>
+      </w:r>
+    </w:p>
+    <w:p>
+      <w:pPr>
+        <w:pStyle w:val="paragrapht3"/>
+      </w:pPr>
+      <w:r>
+        <w:t>Zoom in out pan tilt</w:t>
+      </w:r>
+    </w:p>
+    <w:p>
+      <w:pPr>
+        <w:pStyle w:val="paragrapht3"/>
+        <w:rPr>
+          <w:rFonts w:hint="cs"/>
+          <w:cs/>
+        </w:rPr>
+      </w:pPr>
+    </w:p>
+    <w:p>
+      <w:pPr>
         <w:pStyle w:val="Heading2"/>
       </w:pPr>
       <w:r>
@@ -1462,8 +1515,10 @@
       </w:pPr>
       <w:r>
         <w:rPr>
-          <w:cs/>
-        </w:rPr>
+          <w:noProof/>
+          <w:cs/>
+        </w:rPr>
+        <w:lastRenderedPageBreak/>
         <w:drawing>
           <wp:inline distT="0" distB="0" distL="0" distR="0" wp14:anchorId="12BB740E" wp14:editId="1989AEF4">
             <wp:extent cx="2442483" cy="1709738"/>
@@ -1505,7 +1560,6 @@
       <w:pPr>
         <w:pStyle w:val="paragrapht3"/>
         <w:rPr>
-          <w:rFonts w:hint="cs"/>
           <w:cs/>
         </w:rPr>
       </w:pPr>
@@ -1533,7 +1587,26 @@
           <w:rFonts w:hint="cs"/>
           <w:cs/>
         </w:rPr>
-        <w:t xml:space="preserve">นำเข้าข้อมูลในลักษณะตารางเพื่อ </w:t>
+        <w:t>นำเข้าข้อมูลในลักษณะตารางเพ</w:t>
+      </w:r>
+      <w:proofErr w:type="spellStart"/>
+      <w:r>
+        <w:rPr>
+          <w:rFonts w:hint="cs"/>
+          <w:cs/>
+        </w:rPr>
+        <w:t>ื่</w:t>
+      </w:r>
+      <w:proofErr w:type="spellEnd"/>
+      <w:r>
+        <w:tab/>
+      </w:r>
+      <w:r>
+        <w:rPr>
+          <w:rFonts w:hint="cs"/>
+          <w:cs/>
+        </w:rPr>
+        <w:t xml:space="preserve">อ </w:t>
       </w:r>
       <w:r>
         <w:t xml:space="preserve">plot </w:t>
@@ -1559,7 +1632,6 @@
         <w:pStyle w:val="Heading3"/>
       </w:pPr>
       <w:r>
-        <w:lastRenderedPageBreak/>
         <w:t>Gesture</w:t>
       </w:r>
     </w:p>
@@ -1578,7 +1650,6 @@
       <w:pPr>
         <w:pStyle w:val="paragrapht3"/>
         <w:rPr>
-          <w:rFonts w:hint="cs"/>
           <w:cs/>
         </w:rPr>
       </w:pPr>
@@ -1650,6 +1721,12 @@
       </w:r>
     </w:p>
     <w:p>
+      <w:pPr>
+        <w:pStyle w:val="Heading2"/>
+        <w:rPr>
+          <w:cs/>
+        </w:rPr>
+      </w:pPr>
       <w:r>
         <w:rPr>
           <w:rFonts w:hint="cs"/>
@@ -1657,7 +1734,41 @@
         </w:rPr>
         <w:t xml:space="preserve"> </w:t>
       </w:r>
-    </w:p>
+      <w:r>
+        <w:rPr>
+          <w:rFonts w:hint="cs"/>
+          <w:cs/>
+        </w:rPr>
+        <w:t>ฟีเจอร์</w:t>
+      </w:r>
+      <w:r>
+        <w:rPr>
+          <w:rFonts w:hint="cs"/>
+          <w:cs/>
+        </w:rPr>
+        <w:t>อื่นๆ</w:t>
+      </w:r>
+    </w:p>
+    <w:p>
+      <w:pPr>
+        <w:pStyle w:val="Heading3"/>
+      </w:pPr>
+      <w:r>
+        <w:rPr>
+          <w:rFonts w:hint="cs"/>
+          <w:cs/>
+        </w:rPr>
+        <w:t>ตารางธาตุ</w:t>
+      </w:r>
+    </w:p>
+    <w:p>
+      <w:pPr>
+        <w:rPr>
+          <w:rFonts w:hint="cs"/>
+        </w:rPr>
+      </w:pPr>
+    </w:p>
+    <w:p/>
     <w:sectPr>
       <w:pgSz w:w="12240" w:h="15840"/>
       <w:pgMar w:top="1440" w:right="1440" w:bottom="1440" w:left="1440" w:header="720" w:footer="720" w:gutter="0"/>
@@ -3858,6 +3969,7 @@
   <w:style w:type="character" w:default="1" w:styleId="DefaultParagraphFont">
     <w:name w:val="Default Paragraph Font"/>
     <w:uiPriority w:val="1"/>
+    <w:semiHidden/>
     <w:unhideWhenUsed/>
   </w:style>
   <w:style w:type="table" w:default="1" w:styleId="TableNormal">
